--- a/docs/user-manual/SI_Requester_Guide.docx
+++ b/docs/user-manual/SI_Requester_Guide.docx
@@ -7887,7 +7887,7 @@
         </w:rPr>
         <w:drawing>
           <wp:inline distT="0" distB="0" distL="0" distR="0" wp14:anchorId="4329196F" wp14:editId="1AC19B95">
-            <wp:extent cx="6096000" cy="2257425"/>
+            <wp:extent cx="6096000" cy="1975945"/>
             <wp:effectExtent l="19050" t="19050" r="19050" b="19050"/>
             <wp:docPr id="100427166" name="Picture 100427166"/>
             <wp:cNvGraphicFramePr>
@@ -7912,7 +7912,7 @@
                   <pic:spPr bwMode="auto">
                     <a:xfrm>
                       <a:off x="0" y="0"/>
-                      <a:ext cx="6096000" cy="2257425"/>
+                      <a:ext cx="6096000" cy="1975945"/>
                     </a:xfrm>
                     <a:prstGeom prst="rect">
                       <a:avLst/>

--- a/docs/user-manual/SI_Requester_Guide.docx
+++ b/docs/user-manual/SI_Requester_Guide.docx
@@ -728,13 +728,7 @@
         <w:t>raises a work order</w:t>
       </w:r>
       <w:r>
-        <w:t xml:space="preserve">. </w:t>
-      </w:r>
-      <w:r>
-        <w:t>An HOD or Administrator assigns it to a technician</w:t>
-      </w:r>
-      <w:r>
-        <w:t xml:space="preserve">, the technician </w:t>
+        <w:t xml:space="preserve">. An HOD or Administrator assigns it to a technician, the technician </w:t>
       </w:r>
       <w:r>
         <w:rPr>
@@ -1154,21 +1148,7 @@
                 <w:sz w:val="19"/>
                 <w:szCs w:val="19"/>
               </w:rPr>
-              <w:t xml:space="preserve"> roles. </w:t>
-            </w:r>
-            <w:r>
-              <w:rPr>
-                <w:sz w:val="19"/>
-                <w:szCs w:val="19"/>
-              </w:rPr>
-              <w:t>HODs assign technicians and sign off closed work orders, and Supervisors and Managers oversee the work.</w:t>
-            </w:r>
-            <w:r>
-              <w:rPr>
-                <w:sz w:val="19"/>
-                <w:szCs w:val="19"/>
-              </w:rPr>
-              <w:t xml:space="preserve"> One person can hold more than one role — for example Requester + Technician — and then gets everything both roles allow.</w:t>
+              <w:t xml:space="preserve"> roles. HODs assign technicians and sign off closed work orders, and Supervisors and Managers oversee the work. One person can hold more than one role — for example Requester + Technician — and then gets everything both roles allow.</w:t>
             </w:r>
           </w:p>
         </w:tc>
@@ -5444,21 +5424,7 @@
                 <w:sz w:val="18"/>
                 <w:szCs w:val="18"/>
               </w:rPr>
-              <w:t xml:space="preserve">Who the job is assigned to. </w:t>
-            </w:r>
-            <w:r>
-              <w:rPr>
-                <w:sz w:val="18"/>
-                <w:szCs w:val="18"/>
-              </w:rPr>
-              <w:t>HODs and Administrators assign and reassign here</w:t>
-            </w:r>
-            <w:r>
-              <w:rPr>
-                <w:sz w:val="18"/>
-                <w:szCs w:val="18"/>
-              </w:rPr>
-              <w:t>, until the job is completed. After that the Assign buttons are greyed out.</w:t>
+              <w:t xml:space="preserve">Who the job is assigned to. HODs and Administrators assign and reassign here, until the job is completed. After that the Assign buttons are greyed out.</w:t>
             </w:r>
           </w:p>
         </w:tc>
@@ -7826,13 +7792,7 @@
         <w:spacing w:after="80"/>
       </w:pPr>
       <w:r>
-        <w:t xml:space="preserve">Everyone who can assign work </w:t>
-      </w:r>
-      <w:r>
-        <w:t>(HODs and Administrators) is told</w:t>
-      </w:r>
-      <w:r>
-        <w:t xml:space="preserve"> about it, and the </w:t>
+        <w:t xml:space="preserve">Everyone who can assign work (HODs and Administrators) is told about it, and the </w:t>
       </w:r>
       <w:r>
         <w:rPr>
@@ -7952,23 +7912,7 @@
           <w:sz w:val="16"/>
           <w:szCs w:val="16"/>
         </w:rPr>
-        <w:t xml:space="preserve"> — Workflow tab: while it is Open you are </w:t>
-      </w:r>
-      <w:r>
-        <w:rPr>
-          <w:color w:val="6B7280"/>
-          <w:sz w:val="16"/>
-          <w:szCs w:val="16"/>
-        </w:rPr>
-        <w:t>waiting for a technician to be assigned</w:t>
-      </w:r>
-      <w:r>
-        <w:rPr>
-          <w:color w:val="6B7280"/>
-          <w:sz w:val="16"/>
-          <w:szCs w:val="16"/>
-        </w:rPr>
-        <w:t>.</w:t>
+        <w:t xml:space="preserve"> — Workflow tab: while it is Open you are waiting for a technician to be assigned.</w:t>
       </w:r>
     </w:p>
     <w:p>
@@ -8796,15 +8740,7 @@
           <w:sz w:val="16"/>
           <w:szCs w:val="16"/>
         </w:rPr>
-        <w:t xml:space="preserve"> — </w:t>
-      </w:r>
-      <w:r>
-        <w:rPr>
-          <w:color w:val="6B7280"/>
-          <w:sz w:val="16"/>
-          <w:szCs w:val="16"/>
-        </w:rPr>
-        <w:t>Work Orders list with the Filters panel open.</w:t>
+        <w:t xml:space="preserve"> — Work Orders list with the Filters panel open.</w:t>
       </w:r>
     </w:p>
     <w:p>
@@ -9030,15 +8966,7 @@
                 <w:sz w:val="19"/>
                 <w:szCs w:val="19"/>
               </w:rPr>
-              <w:t xml:space="preserve"> and correct it. If a technician is already assigned, post a comment </w:t>
-            </w:r>
-            <w:r>
-              <w:rPr>
-                <w:color w:val="4B5563"/>
-                <w:sz w:val="19"/>
-                <w:szCs w:val="19"/>
-              </w:rPr>
-              <w:t>explaining the mistake, or ask your HOD.</w:t>
+              <w:t xml:space="preserve"> and correct it. If a technician is already assigned, post a comment explaining the mistake, or ask your HOD.</w:t>
             </w:r>
           </w:p>
         </w:tc>
@@ -10144,14 +10072,7 @@
                 <w:sz w:val="18"/>
                 <w:szCs w:val="18"/>
               </w:rPr>
-              <w:t>✓</w:t>
-            </w:r>
-            <w:r>
-              <w:rPr>
-                <w:sz w:val="18"/>
-                <w:szCs w:val="18"/>
-              </w:rPr>
-              <w:t xml:space="preserve"> all</w:t>
+              <w:t xml:space="preserve">✓ all</w:t>
             </w:r>
           </w:p>
         </w:tc>
@@ -10255,14 +10176,7 @@
                 <w:sz w:val="18"/>
                 <w:szCs w:val="18"/>
               </w:rPr>
-              <w:t>✓</w:t>
-            </w:r>
-            <w:r>
-              <w:rPr>
-                <w:sz w:val="18"/>
-                <w:szCs w:val="18"/>
-              </w:rPr>
-              <w:t xml:space="preserve"> all</w:t>
+              <w:t xml:space="preserve">✓ all</w:t>
             </w:r>
           </w:p>
         </w:tc>
@@ -10342,14 +10256,7 @@
                 <w:sz w:val="18"/>
                 <w:szCs w:val="18"/>
               </w:rPr>
-              <w:t>✗</w:t>
-            </w:r>
-            <w:r>
-              <w:rPr>
-                <w:sz w:val="18"/>
-                <w:szCs w:val="18"/>
-              </w:rPr>
-              <w:t xml:space="preserve"> ¹</w:t>
+              <w:t xml:space="preserve">✗ ¹</w:t>
             </w:r>
           </w:p>
         </w:tc>
@@ -11517,14 +11424,7 @@
                 <w:sz w:val="18"/>
                 <w:szCs w:val="18"/>
               </w:rPr>
-              <w:t>✓</w:t>
-            </w:r>
-            <w:r>
-              <w:rPr>
-                <w:sz w:val="18"/>
-                <w:szCs w:val="18"/>
-              </w:rPr>
-              <w:t xml:space="preserve"> ²</w:t>
+              <w:t xml:space="preserve">✓ ²</w:t>
             </w:r>
           </w:p>
         </w:tc>
@@ -11628,14 +11528,7 @@
                 <w:sz w:val="18"/>
                 <w:szCs w:val="18"/>
               </w:rPr>
-              <w:t>✓</w:t>
-            </w:r>
-            <w:r>
-              <w:rPr>
-                <w:sz w:val="18"/>
-                <w:szCs w:val="18"/>
-              </w:rPr>
-              <w:t xml:space="preserve"> ²</w:t>
+              <w:t xml:space="preserve">✓ ²</w:t>
             </w:r>
           </w:p>
         </w:tc>
@@ -11651,13 +11544,7 @@
         <w:spacing w:after="140"/>
       </w:pPr>
       <w:r>
-        <w:t xml:space="preserve">¹ Unless the account also holds the Requester role.  ² Some actions are </w:t>
-      </w:r>
-      <w:r>
-        <w:t>for the app developer only</w:t>
-      </w:r>
-      <w:r>
-        <w:t xml:space="preserve"> — see the Administrator guide.</w:t>
+        <w:t xml:space="preserve">¹ Unless the account also holds the Requester role.  ² Some actions are for the app developer only — see the Administrator guide.</w:t>
       </w:r>
     </w:p>
     <w:p>
@@ -12177,7 +12064,7 @@
                 <w:sz w:val="18"/>
                 <w:szCs w:val="18"/>
               </w:rPr>
-              <w:t>At risk / Breached</w:t>
+              <w:t>At risk / Breached / Extended</w:t>
             </w:r>
           </w:p>
         </w:tc>
@@ -12198,7 +12085,7 @@
                 <w:sz w:val="18"/>
                 <w:szCs w:val="18"/>
               </w:rPr>
-              <w:t>A stage in its last quarter of time / a stage that ran out of time.</w:t>
+              <w:t>A stage in its last quarter of time / a stage that ran out of time / a stage an Administrator gave more time, while it is within its new deadline.</w:t>
             </w:r>
           </w:p>
         </w:tc>
